--- a/ky/wisdom-stories/meaningless-question.docx
+++ b/ky/wisdom-stories/meaningless-question.docx
@@ -165,7 +165,7 @@
           <w:sz w:val="22"/>
           <w:lang w:val="ky-KG"/>
         </w:rPr>
-        <w:t>— Абдан чебер жооп бердиңиз! Мага дагы бир мүмкүнчүлүк бересизби?</w:t>
+        <w:t>— Кандай назик логика! Мага дагы бир мүмкүнчүлүк бересизби?</w:t>
       </w:r>
     </w:p>
     <w:p>
@@ -387,7 +387,7 @@
           <w:sz w:val="22"/>
           <w:lang w:val="ky-KG"/>
         </w:rPr>
-        <w:t xml:space="preserve">Сабак: </w:t>
+        <w:t>Сабак: Маанисиз суроонун жообу адамды чындыкка алып барбайт. Туура суроо — туура жооптун жарымы.</w:t>
       </w:r>
       <w:r>
         <w:rPr>
@@ -396,7 +396,6 @@
           <w:sz w:val="22"/>
           <w:lang w:val="ky-KG"/>
         </w:rPr>
-        <w:t>Жооп издегенден мурда суроонун өзүн текшер. Туура коюлган суроо чындыкка жакындатат.</w:t>
       </w:r>
     </w:p>
     <w:p>
@@ -416,7 +415,7 @@
           <w:sz w:val="18"/>
           <w:lang w:val="ky-KG"/>
         </w:rPr>
-        <w:t>Окуя ачык интернет булактарынан алынды.</w:t>
+        <w:t>Аңгемелер ачык интернет булактарынан алынган, иллюстрациялар болсо ЖИ менен түзүлгөн.</w:t>
       </w:r>
     </w:p>
     <w:sectPr>
